--- a/backend/outputs/nested_table1_reconstructed_hi.docx
+++ b/backend/outputs/nested_table1_reconstructed_hi.docx
@@ -15,8 +15,8 @@
       <w:r>
         <w:rPr>
           <w:b/>
+          <w:bCs/>
           <w:sz w:val="40"/>
-          <w:bCs w:val="1"/>
           <w:szCs w:val="40"/>
         </w:rPr>
         <w:t>NESTED TABLE SAMPLE DOCUMENT</w:t>

--- a/backend/outputs/nested_table1_reconstructed_hi.docx
+++ b/backend/outputs/nested_table1_reconstructed_hi.docx
@@ -16,8 +16,10 @@
         <w:rPr>
           <w:b/>
           <w:bCs/>
+          <w:i w:val="0"/>
           <w:sz w:val="40"/>
           <w:szCs w:val="40"/>
+          <w:u w:val="none"/>
         </w:rPr>
         <w:t>NESTED TABLE SAMPLE DOCUMENT</w:t>
       </w:r>
@@ -33,15 +35,21 @@
       <w:r>
         <w:rPr>
           <w:rFonts w:cs="Nirmala UI" w:eastAsia="Nirmala UI"/>
+          <w:b w:val="0"/>
+          <w:i w:val="0"/>
           <w:sz w:val="28"/>
           <w:szCs w:val="28"/>
+          <w:u w:val="none"/>
         </w:rPr>
         <w:t>इस नमूने DOCX में निष्कर्षण, अनुवाद और पुनर्निर्माण परीक्षण के लिए एक नेस्टेड टेबल (एक अन्य तालिका के सेल के अंदर एक सारणी) शामिल है</w:t>
       </w:r>
       <w:r>
         <w:rPr>
+          <w:b w:val="0"/>
+          <w:i w:val="0"/>
           <w:sz w:val="28"/>
           <w:szCs w:val="28"/>
+          <w:u w:val="none"/>
         </w:rPr>
         <w:t>.</w:t>
       </w:r>
@@ -76,9 +84,12 @@
             <w:r>
               <w:rPr>
                 <w:rFonts w:cs="Nirmala UI" w:eastAsia="Nirmala UI"/>
+                <w:b w:val="0"/>
+                <w:i w:val="0"/>
                 <w:color w:val="EE0000"/>
                 <w:sz w:val="28"/>
                 <w:szCs w:val="28"/>
+                <w:u w:val="none"/>
               </w:rPr>
               <w:t>उत्पाद</w:t>
             </w:r>
@@ -99,9 +110,12 @@
             <w:r>
               <w:rPr>
                 <w:rFonts w:cs="Nirmala UI" w:eastAsia="Nirmala UI"/>
+                <w:b w:val="0"/>
+                <w:i w:val="0"/>
                 <w:color w:val="EE0000"/>
                 <w:sz w:val="28"/>
                 <w:szCs w:val="28"/>
+                <w:u w:val="none"/>
               </w:rPr>
               <w:t>दवा का पर्चा</w:t>
             </w:r>
@@ -122,9 +136,12 @@
             <w:r>
               <w:rPr>
                 <w:rFonts w:cs="Nirmala UI" w:eastAsia="Nirmala UI"/>
+                <w:b w:val="0"/>
+                <w:i w:val="0"/>
                 <w:color w:val="EE0000"/>
                 <w:sz w:val="28"/>
                 <w:szCs w:val="28"/>
+                <w:u w:val="none"/>
               </w:rPr>
               <w:t>स्पेसिफिकेशंस.</w:t>
             </w:r>
@@ -150,8 +167,11 @@
             <w:r>
               <w:rPr>
                 <w:rFonts w:cs="Nirmala UI" w:eastAsia="Nirmala UI"/>
+                <w:b w:val="0"/>
+                <w:i w:val="0"/>
                 <w:sz w:val="28"/>
                 <w:szCs w:val="28"/>
+                <w:u w:val="none"/>
               </w:rPr>
               <w:t>लैपटॉप</w:t>
             </w:r>
@@ -171,11 +191,13 @@
             </w:pPr>
             <w:r>
               <w:rPr>
-                <w:rFonts w:cs="Nirmala UI" w:eastAsia="Nirmala UI"/>
+                <w:b w:val="0"/>
+                <w:i w:val="0"/>
                 <w:sz w:val="28"/>
                 <w:szCs w:val="28"/>
+                <w:u w:val="none"/>
               </w:rPr>
-              <w:t>बिजनेस लैपटॉप.</w:t>
+              <w:t>Business laptop</w:t>
             </w:r>
           </w:p>
           <w:p>
@@ -245,8 +267,11 @@
                   <w:r>
                     <w:rPr>
                       <w:rFonts w:cs="Nirmala UI" w:eastAsia="Nirmala UI"/>
-                      <w:sz w:val="28"/>
-                      <w:szCs w:val="28"/>
+                      <w:b w:val="0"/>
+                      <w:i w:val="0"/>
+                      <w:sz w:val="28"/>
+                      <w:szCs w:val="28"/>
+                      <w:u w:val="none"/>
                     </w:rPr>
                     <w:t>स्पेसिफिकेशन</w:t>
                   </w:r>
@@ -267,8 +292,11 @@
                   <w:r>
                     <w:rPr>
                       <w:rFonts w:cs="Nirmala UI" w:eastAsia="Nirmala UI"/>
-                      <w:sz w:val="28"/>
-                      <w:szCs w:val="28"/>
+                      <w:b w:val="0"/>
+                      <w:i w:val="0"/>
+                      <w:sz w:val="28"/>
+                      <w:szCs w:val="28"/>
+                      <w:u w:val="none"/>
                     </w:rPr>
                     <w:t>मूल्य.</w:t>
                   </w:r>
@@ -291,8 +319,11 @@
                   <w:r>
                     <w:rPr>
                       <w:rFonts w:cs="Nirmala UI" w:eastAsia="Nirmala UI"/>
-                      <w:sz w:val="28"/>
-                      <w:szCs w:val="28"/>
+                      <w:b w:val="0"/>
+                      <w:i w:val="0"/>
+                      <w:sz w:val="28"/>
+                      <w:szCs w:val="28"/>
+                      <w:u w:val="none"/>
                     </w:rPr>
                     <w:t>प्रोसेसर</w:t>
                   </w:r>
@@ -313,8 +344,11 @@
                   <w:r>
                     <w:rPr>
                       <w:rFonts w:cs="Nirmala UI" w:eastAsia="Nirmala UI"/>
-                      <w:sz w:val="28"/>
-                      <w:szCs w:val="28"/>
+                      <w:b w:val="0"/>
+                      <w:i w:val="0"/>
+                      <w:sz w:val="28"/>
+                      <w:szCs w:val="28"/>
+                      <w:u w:val="none"/>
                     </w:rPr>
                     <w:t>इंटेल कोर i5</w:t>
                   </w:r>
@@ -337,8 +371,11 @@
                   <w:r>
                     <w:rPr>
                       <w:rFonts w:cs="Nirmala UI" w:eastAsia="Nirmala UI"/>
-                      <w:sz w:val="28"/>
-                      <w:szCs w:val="28"/>
+                      <w:b w:val="0"/>
+                      <w:i w:val="0"/>
+                      <w:sz w:val="28"/>
+                      <w:szCs w:val="28"/>
+                      <w:u w:val="none"/>
                     </w:rPr>
                     <w:t>रैम</w:t>
                   </w:r>
@@ -359,8 +396,11 @@
                   <w:r>
                     <w:rPr>
                       <w:rFonts w:cs="Nirmala UI" w:eastAsia="Nirmala UI"/>
-                      <w:sz w:val="28"/>
-                      <w:szCs w:val="28"/>
+                      <w:b w:val="0"/>
+                      <w:i w:val="0"/>
+                      <w:sz w:val="28"/>
+                      <w:szCs w:val="28"/>
+                      <w:u w:val="none"/>
                     </w:rPr>
                     <w:t>16 जीबी है</w:t>
                   </w:r>
@@ -386,8 +426,11 @@
                   <w:r>
                     <w:rPr>
                       <w:rFonts w:cs="Nirmala UI" w:eastAsia="Nirmala UI"/>
-                      <w:sz w:val="28"/>
-                      <w:szCs w:val="28"/>
+                      <w:b w:val="0"/>
+                      <w:i w:val="0"/>
+                      <w:sz w:val="28"/>
+                      <w:szCs w:val="28"/>
+                      <w:u w:val="none"/>
                     </w:rPr>
                     <w:t>भंडारण विश्लेषण</w:t>
                   </w:r>
@@ -408,8 +451,11 @@
                   <w:r>
                     <w:rPr>
                       <w:rFonts w:cs="Nirmala UI" w:eastAsia="Nirmala UI"/>
-                      <w:sz w:val="28"/>
-                      <w:szCs w:val="28"/>
+                      <w:b w:val="0"/>
+                      <w:i w:val="0"/>
+                      <w:sz w:val="28"/>
+                      <w:szCs w:val="28"/>
+                      <w:u w:val="none"/>
                     </w:rPr>
                     <w:t>512 जीबी एसएसडी</w:t>
                   </w:r>
@@ -446,8 +492,11 @@
             <w:r>
               <w:rPr>
                 <w:rFonts w:cs="Nirmala UI" w:eastAsia="Nirmala UI"/>
+                <w:b w:val="0"/>
+                <w:i w:val="0"/>
                 <w:sz w:val="28"/>
                 <w:szCs w:val="28"/>
+                <w:u w:val="none"/>
               </w:rPr>
               <w:t>फोन</w:t>
             </w:r>
@@ -468,8 +517,11 @@
             <w:r>
               <w:rPr>
                 <w:rFonts w:cs="Nirmala UI" w:eastAsia="Nirmala UI"/>
+                <w:b w:val="0"/>
+                <w:i w:val="0"/>
                 <w:sz w:val="28"/>
                 <w:szCs w:val="28"/>
+                <w:u w:val="none"/>
               </w:rPr>
               <w:t>स्मार्टफोन</w:t>
             </w:r>
@@ -505,8 +557,11 @@
                   <w:r>
                     <w:rPr>
                       <w:rFonts w:cs="Nirmala UI" w:eastAsia="Nirmala UI"/>
-                      <w:sz w:val="28"/>
-                      <w:szCs w:val="28"/>
+                      <w:b w:val="0"/>
+                      <w:i w:val="0"/>
+                      <w:sz w:val="28"/>
+                      <w:szCs w:val="28"/>
+                      <w:u w:val="none"/>
                     </w:rPr>
                     <w:t>स्पेसिफिकेशन</w:t>
                   </w:r>
@@ -527,8 +582,11 @@
                   <w:r>
                     <w:rPr>
                       <w:rFonts w:cs="Nirmala UI" w:eastAsia="Nirmala UI"/>
-                      <w:sz w:val="28"/>
-                      <w:szCs w:val="28"/>
+                      <w:b w:val="0"/>
+                      <w:i w:val="0"/>
+                      <w:sz w:val="28"/>
+                      <w:szCs w:val="28"/>
+                      <w:u w:val="none"/>
                     </w:rPr>
                     <w:t>मूल्य.</w:t>
                   </w:r>
@@ -551,8 +609,11 @@
                   <w:r>
                     <w:rPr>
                       <w:rFonts w:cs="Nirmala UI" w:eastAsia="Nirmala UI"/>
-                      <w:sz w:val="28"/>
-                      <w:szCs w:val="28"/>
+                      <w:b w:val="0"/>
+                      <w:i w:val="0"/>
+                      <w:sz w:val="28"/>
+                      <w:szCs w:val="28"/>
+                      <w:u w:val="none"/>
                     </w:rPr>
                     <w:t>दिखाएँ.</w:t>
                   </w:r>
@@ -573,8 +634,11 @@
                   <w:r>
                     <w:rPr>
                       <w:rFonts w:cs="Nirmala UI" w:eastAsia="Nirmala UI"/>
-                      <w:sz w:val="28"/>
-                      <w:szCs w:val="28"/>
+                      <w:b w:val="0"/>
+                      <w:i w:val="0"/>
+                      <w:sz w:val="28"/>
+                      <w:szCs w:val="28"/>
+                      <w:u w:val="none"/>
                     </w:rPr>
                     <w:t>6.5 इंच</w:t>
                   </w:r>
@@ -597,8 +661,11 @@
                   <w:r>
                     <w:rPr>
                       <w:rFonts w:cs="Nirmala UI" w:eastAsia="Nirmala UI"/>
-                      <w:sz w:val="28"/>
-                      <w:szCs w:val="28"/>
+                      <w:b w:val="0"/>
+                      <w:i w:val="0"/>
+                      <w:sz w:val="28"/>
+                      <w:szCs w:val="28"/>
+                      <w:u w:val="none"/>
                     </w:rPr>
                     <w:t>रैम</w:t>
                   </w:r>
@@ -619,8 +686,11 @@
                   <w:r>
                     <w:rPr>
                       <w:rFonts w:cs="Nirmala UI" w:eastAsia="Nirmala UI"/>
-                      <w:sz w:val="28"/>
-                      <w:szCs w:val="28"/>
+                      <w:b w:val="0"/>
+                      <w:i w:val="0"/>
+                      <w:sz w:val="28"/>
+                      <w:szCs w:val="28"/>
+                      <w:u w:val="none"/>
                     </w:rPr>
                     <w:t>8 जीबी रैम</w:t>
                   </w:r>
@@ -646,8 +716,11 @@
                   <w:r>
                     <w:rPr>
                       <w:rFonts w:cs="Nirmala UI" w:eastAsia="Nirmala UI"/>
-                      <w:sz w:val="28"/>
-                      <w:szCs w:val="28"/>
+                      <w:b w:val="0"/>
+                      <w:i w:val="0"/>
+                      <w:sz w:val="28"/>
+                      <w:szCs w:val="28"/>
+                      <w:u w:val="none"/>
                     </w:rPr>
                     <w:t>भंडारण विश्लेषण</w:t>
                   </w:r>
@@ -668,8 +741,11 @@
                   <w:r>
                     <w:rPr>
                       <w:rFonts w:cs="Nirmala UI" w:eastAsia="Nirmala UI"/>
-                      <w:sz w:val="28"/>
-                      <w:szCs w:val="28"/>
+                      <w:b w:val="0"/>
+                      <w:i w:val="0"/>
+                      <w:sz w:val="28"/>
+                      <w:szCs w:val="28"/>
+                      <w:u w:val="none"/>
                     </w:rPr>
                     <w:t>256 जीबी की स्टोरेज है</w:t>
                   </w:r>
@@ -697,6 +773,12 @@
       </w:pPr>
     </w:p>
     <w:sectPr>
+      <w:headerReference w:type="default" r:id="rId6"/>
+      <w:headerReference w:type="first" r:id="rId7"/>
+      <w:headerReference w:type="even" r:id="rId8"/>
+      <w:footerReference w:type="default" r:id="rId9"/>
+      <w:footerReference w:type="first" r:id="rId10"/>
+      <w:footerReference w:type="even" r:id="rId11"/>
       <w:pgSz w:w="11906" w:h="16838"/>
       <w:pgMar w:top="1440" w:right="1440" w:bottom="1440" w:left="1440" w:header="708" w:footer="708" w:gutter="0"/>
       <w:cols w:space="708"/>
@@ -704,6 +786,66 @@
     </w:sectPr>
   </w:body>
 </w:document>
+</file>
+
+<file path=word/footer1.xml><?xml version="1.0" encoding="utf-8"?>
+<w:ftr xmlns:m="http://schemas.openxmlformats.org/officeDocument/2006/math" xmlns:mc="http://schemas.openxmlformats.org/markup-compatibility/2006" xmlns:mo="http://schemas.microsoft.com/office/mac/office/2008/main" xmlns:mv="urn:schemas-microsoft-com:mac:vml" xmlns:o="urn:schemas-microsoft-com:office:office" xmlns:r="http://schemas.openxmlformats.org/officeDocument/2006/relationships" xmlns:v="urn:schemas-microsoft-com:vml" xmlns:w10="urn:schemas-microsoft-com:office:word" xmlns:w14="http://schemas.microsoft.com/office/word/2010/wordml" xmlns:w="http://schemas.openxmlformats.org/wordprocessingml/2006/main" xmlns:wne="http://schemas.microsoft.com/office/word/2006/wordml" xmlns:wp14="http://schemas.microsoft.com/office/word/2010/wordprocessingDrawing" xmlns:wp="http://schemas.openxmlformats.org/drawingml/2006/wordprocessingDrawing" xmlns:wpc="http://schemas.microsoft.com/office/word/2010/wordprocessingCanvas" xmlns:wpg="http://schemas.microsoft.com/office/word/2010/wordprocessingGroup" xmlns:wpi="http://schemas.microsoft.com/office/word/2010/wordprocessingInk" xmlns:wps="http://schemas.microsoft.com/office/word/2010/wordprocessingShape" mc:Ignorable="w14 wp14">
+  <w:p>
+    <w:pPr>
+      <w:pStyle w:val="Footer"/>
+    </w:pPr>
+  </w:p>
+</w:ftr>
+</file>
+
+<file path=word/footer2.xml><?xml version="1.0" encoding="utf-8"?>
+<w:ftr xmlns:m="http://schemas.openxmlformats.org/officeDocument/2006/math" xmlns:mc="http://schemas.openxmlformats.org/markup-compatibility/2006" xmlns:mo="http://schemas.microsoft.com/office/mac/office/2008/main" xmlns:mv="urn:schemas-microsoft-com:mac:vml" xmlns:o="urn:schemas-microsoft-com:office:office" xmlns:r="http://schemas.openxmlformats.org/officeDocument/2006/relationships" xmlns:v="urn:schemas-microsoft-com:vml" xmlns:w10="urn:schemas-microsoft-com:office:word" xmlns:w14="http://schemas.microsoft.com/office/word/2010/wordml" xmlns:w="http://schemas.openxmlformats.org/wordprocessingml/2006/main" xmlns:wne="http://schemas.microsoft.com/office/word/2006/wordml" xmlns:wp14="http://schemas.microsoft.com/office/word/2010/wordprocessingDrawing" xmlns:wp="http://schemas.openxmlformats.org/drawingml/2006/wordprocessingDrawing" xmlns:wpc="http://schemas.microsoft.com/office/word/2010/wordprocessingCanvas" xmlns:wpg="http://schemas.microsoft.com/office/word/2010/wordprocessingGroup" xmlns:wpi="http://schemas.microsoft.com/office/word/2010/wordprocessingInk" xmlns:wps="http://schemas.microsoft.com/office/word/2010/wordprocessingShape" mc:Ignorable="w14 wp14">
+  <w:p>
+    <w:pPr>
+      <w:pStyle w:val="Footer"/>
+    </w:pPr>
+  </w:p>
+</w:ftr>
+</file>
+
+<file path=word/footer3.xml><?xml version="1.0" encoding="utf-8"?>
+<w:ftr xmlns:m="http://schemas.openxmlformats.org/officeDocument/2006/math" xmlns:mc="http://schemas.openxmlformats.org/markup-compatibility/2006" xmlns:mo="http://schemas.microsoft.com/office/mac/office/2008/main" xmlns:mv="urn:schemas-microsoft-com:mac:vml" xmlns:o="urn:schemas-microsoft-com:office:office" xmlns:r="http://schemas.openxmlformats.org/officeDocument/2006/relationships" xmlns:v="urn:schemas-microsoft-com:vml" xmlns:w10="urn:schemas-microsoft-com:office:word" xmlns:w14="http://schemas.microsoft.com/office/word/2010/wordml" xmlns:w="http://schemas.openxmlformats.org/wordprocessingml/2006/main" xmlns:wne="http://schemas.microsoft.com/office/word/2006/wordml" xmlns:wp14="http://schemas.microsoft.com/office/word/2010/wordprocessingDrawing" xmlns:wp="http://schemas.openxmlformats.org/drawingml/2006/wordprocessingDrawing" xmlns:wpc="http://schemas.microsoft.com/office/word/2010/wordprocessingCanvas" xmlns:wpg="http://schemas.microsoft.com/office/word/2010/wordprocessingGroup" xmlns:wpi="http://schemas.microsoft.com/office/word/2010/wordprocessingInk" xmlns:wps="http://schemas.microsoft.com/office/word/2010/wordprocessingShape" mc:Ignorable="w14 wp14">
+  <w:p>
+    <w:pPr>
+      <w:pStyle w:val="Footer"/>
+    </w:pPr>
+  </w:p>
+</w:ftr>
+</file>
+
+<file path=word/header1.xml><?xml version="1.0" encoding="utf-8"?>
+<w:hdr xmlns:m="http://schemas.openxmlformats.org/officeDocument/2006/math" xmlns:mc="http://schemas.openxmlformats.org/markup-compatibility/2006" xmlns:mo="http://schemas.microsoft.com/office/mac/office/2008/main" xmlns:mv="urn:schemas-microsoft-com:mac:vml" xmlns:o="urn:schemas-microsoft-com:office:office" xmlns:r="http://schemas.openxmlformats.org/officeDocument/2006/relationships" xmlns:v="urn:schemas-microsoft-com:vml" xmlns:w10="urn:schemas-microsoft-com:office:word" xmlns:w14="http://schemas.microsoft.com/office/word/2010/wordml" xmlns:w="http://schemas.openxmlformats.org/wordprocessingml/2006/main" xmlns:wne="http://schemas.microsoft.com/office/word/2006/wordml" xmlns:wp14="http://schemas.microsoft.com/office/word/2010/wordprocessingDrawing" xmlns:wp="http://schemas.openxmlformats.org/drawingml/2006/wordprocessingDrawing" xmlns:wpc="http://schemas.microsoft.com/office/word/2010/wordprocessingCanvas" xmlns:wpg="http://schemas.microsoft.com/office/word/2010/wordprocessingGroup" xmlns:wpi="http://schemas.microsoft.com/office/word/2010/wordprocessingInk" xmlns:wps="http://schemas.microsoft.com/office/word/2010/wordprocessingShape" mc:Ignorable="w14 wp14">
+  <w:p>
+    <w:pPr>
+      <w:pStyle w:val="Header"/>
+    </w:pPr>
+  </w:p>
+</w:hdr>
+</file>
+
+<file path=word/header2.xml><?xml version="1.0" encoding="utf-8"?>
+<w:hdr xmlns:m="http://schemas.openxmlformats.org/officeDocument/2006/math" xmlns:mc="http://schemas.openxmlformats.org/markup-compatibility/2006" xmlns:mo="http://schemas.microsoft.com/office/mac/office/2008/main" xmlns:mv="urn:schemas-microsoft-com:mac:vml" xmlns:o="urn:schemas-microsoft-com:office:office" xmlns:r="http://schemas.openxmlformats.org/officeDocument/2006/relationships" xmlns:v="urn:schemas-microsoft-com:vml" xmlns:w10="urn:schemas-microsoft-com:office:word" xmlns:w14="http://schemas.microsoft.com/office/word/2010/wordml" xmlns:w="http://schemas.openxmlformats.org/wordprocessingml/2006/main" xmlns:wne="http://schemas.microsoft.com/office/word/2006/wordml" xmlns:wp14="http://schemas.microsoft.com/office/word/2010/wordprocessingDrawing" xmlns:wp="http://schemas.openxmlformats.org/drawingml/2006/wordprocessingDrawing" xmlns:wpc="http://schemas.microsoft.com/office/word/2010/wordprocessingCanvas" xmlns:wpg="http://schemas.microsoft.com/office/word/2010/wordprocessingGroup" xmlns:wpi="http://schemas.microsoft.com/office/word/2010/wordprocessingInk" xmlns:wps="http://schemas.microsoft.com/office/word/2010/wordprocessingShape" mc:Ignorable="w14 wp14">
+  <w:p>
+    <w:pPr>
+      <w:pStyle w:val="Header"/>
+    </w:pPr>
+  </w:p>
+</w:hdr>
+</file>
+
+<file path=word/header3.xml><?xml version="1.0" encoding="utf-8"?>
+<w:hdr xmlns:m="http://schemas.openxmlformats.org/officeDocument/2006/math" xmlns:mc="http://schemas.openxmlformats.org/markup-compatibility/2006" xmlns:mo="http://schemas.microsoft.com/office/mac/office/2008/main" xmlns:mv="urn:schemas-microsoft-com:mac:vml" xmlns:o="urn:schemas-microsoft-com:office:office" xmlns:r="http://schemas.openxmlformats.org/officeDocument/2006/relationships" xmlns:v="urn:schemas-microsoft-com:vml" xmlns:w10="urn:schemas-microsoft-com:office:word" xmlns:w14="http://schemas.microsoft.com/office/word/2010/wordml" xmlns:w="http://schemas.openxmlformats.org/wordprocessingml/2006/main" xmlns:wne="http://schemas.microsoft.com/office/word/2006/wordml" xmlns:wp14="http://schemas.microsoft.com/office/word/2010/wordprocessingDrawing" xmlns:wp="http://schemas.openxmlformats.org/drawingml/2006/wordprocessingDrawing" xmlns:wpc="http://schemas.microsoft.com/office/word/2010/wordprocessingCanvas" xmlns:wpg="http://schemas.microsoft.com/office/word/2010/wordprocessingGroup" xmlns:wpi="http://schemas.microsoft.com/office/word/2010/wordprocessingInk" xmlns:wps="http://schemas.microsoft.com/office/word/2010/wordprocessingShape" mc:Ignorable="w14 wp14">
+  <w:p>
+    <w:pPr>
+      <w:pStyle w:val="Header"/>
+    </w:pPr>
+  </w:p>
+</w:hdr>
 </file>
 
 <file path=word/styles.xml><?xml version="1.0" encoding="utf-8"?>
